--- a/public/assets/files/niestacjonarne/SKOA.docx
+++ b/public/assets/files/niestacjonarne/SKOA.docx
@@ -523,6 +523,7 @@
                 <w:i w:val="0"/>
                 <w:sz w:val="22"/>
               </w:rPr>
+              <w:t>I</w:t>
             </w:r>
           </w:p>
         </w:tc>
@@ -560,6 +561,7 @@
                 <w:i w:val="0"/>
                 <w:sz w:val="22"/>
               </w:rPr>
+              <w:t>obligatoryjny</w:t>
             </w:r>
           </w:p>
         </w:tc>

--- a/public/assets/files/niestacjonarne/SKOA.docx
+++ b/public/assets/files/niestacjonarne/SKOA.docx
@@ -681,12 +681,22 @@
         <w:tblW w:w="5000" w:type="pct"/>
       </w:tblPr>
       <w:tblGrid>
-        <w:gridCol w:w="9972"/>
+        <w:gridCol w:w="997"/>
+        <w:gridCol w:w="997"/>
+        <w:gridCol w:w="997"/>
+        <w:gridCol w:w="997"/>
+        <w:gridCol w:w="997"/>
+        <w:gridCol w:w="997"/>
+        <w:gridCol w:w="997"/>
+        <w:gridCol w:w="997"/>
+        <w:gridCol w:w="997"/>
+        <w:gridCol w:w="997"/>
       </w:tblGrid>
       <w:tr>
         <w:tc>
           <w:tcPr>
-            <w:tcW w:type="dxa" w:w="9972"/>
+            <w:tcW w:type="dxa" w:w="9970"/>
+            <w:gridSpan w:val="10"/>
             <w:shd w:val="clear" w:color="auto" w:fill="D9D9D9"/>
           </w:tcPr>
           <w:p>
@@ -705,31 +715,34 @@
           </w:p>
         </w:tc>
       </w:tr>
-    </w:tbl>
-    <w:tbl>
-      <w:tblPr>
-        <w:tblW w:type="auto" w:w="0"/>
-        <w:tblLook w:firstColumn="1" w:firstRow="1" w:lastColumn="0" w:lastRow="0" w:noHBand="0" w:noVBand="1" w:val="04A0"/>
-        <w:tblBorders>
-          <w:top w:val="single" w:sz="4" w:space="0" w:color="000000"/>
-          <w:left w:val="single" w:sz="4" w:space="0" w:color="000000"/>
-          <w:bottom w:val="single" w:sz="4" w:space="0" w:color="000000"/>
-          <w:right w:val="single" w:sz="4" w:space="0" w:color="000000"/>
-          <w:insideH w:val="single" w:sz="4" w:space="0" w:color="000000"/>
-          <w:insideV w:val="single" w:sz="4" w:space="0" w:color="000000"/>
-        </w:tblBorders>
-        <w:tblW w:w="5000" w:type="pct"/>
-      </w:tblPr>
-      <w:tblGrid>
-        <w:gridCol w:w="2493"/>
-        <w:gridCol w:w="2493"/>
-        <w:gridCol w:w="2493"/>
-        <w:gridCol w:w="2493"/>
-      </w:tblGrid>
       <w:tr>
         <w:tc>
           <w:tcPr>
-            <w:tcW w:type="dxa" w:w="2493"/>
+            <w:tcW w:type="dxa" w:w="9970"/>
+            <w:gridSpan w:val="10"/>
+            <w:shd w:val="clear" w:color="auto" w:fill="D9D9D9"/>
+          </w:tcPr>
+          <w:p>
+            <w:pPr>
+              <w:spacing w:before="20" w:after="20"/>
+            </w:pPr>
+            <w:r>
+              <w:rPr>
+                <w:rFonts w:ascii="Aptos" w:hAnsi="Aptos"/>
+                <w:b w:val="0"/>
+                <w:i w:val="0"/>
+                <w:sz w:val="16"/>
+              </w:rPr>
+              <w:t>Wymiar godzinowy (liczba godzin w semestrze)</w:t>
+            </w:r>
+          </w:p>
+        </w:tc>
+      </w:tr>
+      <w:tr>
+        <w:tc>
+          <w:tcPr>
+            <w:tcW w:type="dxa" w:w="1994"/>
+            <w:gridSpan w:val="2"/>
             <w:shd w:val="clear" w:color="auto" w:fill="D9D9D9"/>
           </w:tcPr>
           <w:p>
@@ -749,7 +762,8 @@
         </w:tc>
         <w:tc>
           <w:tcPr>
-            <w:tcW w:type="dxa" w:w="2493"/>
+            <w:tcW w:type="dxa" w:w="2991"/>
+            <w:gridSpan w:val="3"/>
             <w:shd w:val="clear" w:color="auto" w:fill="D9D9D9"/>
           </w:tcPr>
           <w:p>
@@ -769,7 +783,8 @@
         </w:tc>
         <w:tc>
           <w:tcPr>
-            <w:tcW w:type="dxa" w:w="2493"/>
+            <w:tcW w:type="dxa" w:w="2991"/>
+            <w:gridSpan w:val="3"/>
             <w:shd w:val="clear" w:color="auto" w:fill="D9D9D9"/>
           </w:tcPr>
           <w:p>
@@ -789,7 +804,8 @@
         </w:tc>
         <w:tc>
           <w:tcPr>
-            <w:tcW w:type="dxa" w:w="2493"/>
+            <w:tcW w:type="dxa" w:w="1994"/>
+            <w:gridSpan w:val="2"/>
             <w:shd w:val="clear" w:color="auto" w:fill="D9D9D9"/>
           </w:tcPr>
           <w:p>
@@ -811,7 +827,8 @@
       <w:tr>
         <w:tc>
           <w:tcPr>
-            <w:tcW w:type="dxa" w:w="2493"/>
+            <w:tcW w:type="dxa" w:w="1994"/>
+            <w:gridSpan w:val="2"/>
           </w:tcPr>
           <w:p>
             <w:pPr>
@@ -830,7 +847,8 @@
         </w:tc>
         <w:tc>
           <w:tcPr>
-            <w:tcW w:type="dxa" w:w="2493"/>
+            <w:tcW w:type="dxa" w:w="2991"/>
+            <w:gridSpan w:val="3"/>
           </w:tcPr>
           <w:p>
             <w:pPr>
@@ -849,7 +867,8 @@
         </w:tc>
         <w:tc>
           <w:tcPr>
-            <w:tcW w:type="dxa" w:w="2493"/>
+            <w:tcW w:type="dxa" w:w="2991"/>
+            <w:gridSpan w:val="3"/>
           </w:tcPr>
           <w:p>
             <w:pPr>
@@ -868,7 +887,8 @@
         </w:tc>
         <w:tc>
           <w:tcPr>
-            <w:tcW w:type="dxa" w:w="2493"/>
+            <w:tcW w:type="dxa" w:w="1994"/>
+            <w:gridSpan w:val="2"/>
           </w:tcPr>
           <w:p>
             <w:pPr>
@@ -886,30 +906,34 @@
           </w:p>
         </w:tc>
       </w:tr>
-    </w:tbl>
-    <w:tbl>
-      <w:tblPr>
-        <w:tblW w:type="auto" w:w="0"/>
-        <w:tblLook w:firstColumn="1" w:firstRow="1" w:lastColumn="0" w:lastRow="0" w:noHBand="0" w:noVBand="1" w:val="04A0"/>
-        <w:tblBorders>
-          <w:top w:val="single" w:sz="4" w:space="0" w:color="000000"/>
-          <w:left w:val="single" w:sz="4" w:space="0" w:color="000000"/>
-          <w:bottom w:val="single" w:sz="4" w:space="0" w:color="000000"/>
-          <w:right w:val="single" w:sz="4" w:space="0" w:color="000000"/>
-          <w:insideH w:val="single" w:sz="4" w:space="0" w:color="000000"/>
-          <w:insideV w:val="single" w:sz="4" w:space="0" w:color="000000"/>
-        </w:tblBorders>
-        <w:tblW w:w="5000" w:type="pct"/>
-      </w:tblPr>
-      <w:tblGrid>
-        <w:gridCol w:w="3324"/>
-        <w:gridCol w:w="3324"/>
-        <w:gridCol w:w="3324"/>
-      </w:tblGrid>
       <w:tr>
         <w:tc>
           <w:tcPr>
-            <w:tcW w:type="dxa" w:w="3324"/>
+            <w:tcW w:type="dxa" w:w="9970"/>
+            <w:gridSpan w:val="10"/>
+            <w:shd w:val="clear" w:color="auto" w:fill="D9D9D9"/>
+          </w:tcPr>
+          <w:p>
+            <w:pPr>
+              <w:spacing w:before="20" w:after="20"/>
+            </w:pPr>
+            <w:r>
+              <w:rPr>
+                <w:rFonts w:ascii="Aptos" w:hAnsi="Aptos"/>
+                <w:b/>
+                <w:i w:val="0"/>
+                <w:sz w:val="22"/>
+              </w:rPr>
+              <w:t>Bilans ECTS</w:t>
+            </w:r>
+          </w:p>
+        </w:tc>
+      </w:tr>
+      <w:tr>
+        <w:tc>
+          <w:tcPr>
+            <w:tcW w:type="dxa" w:w="4985"/>
+            <w:gridSpan w:val="5"/>
             <w:shd w:val="clear" w:color="auto" w:fill="D9D9D9"/>
           </w:tcPr>
           <w:p>
@@ -929,7 +953,8 @@
         </w:tc>
         <w:tc>
           <w:tcPr>
-            <w:tcW w:type="dxa" w:w="3324"/>
+            <w:tcW w:type="dxa" w:w="2991"/>
+            <w:gridSpan w:val="3"/>
             <w:shd w:val="clear" w:color="auto" w:fill="D9D9D9"/>
           </w:tcPr>
           <w:p>
@@ -949,7 +974,8 @@
         </w:tc>
         <w:tc>
           <w:tcPr>
-            <w:tcW w:type="dxa" w:w="3324"/>
+            <w:tcW w:type="dxa" w:w="1994"/>
+            <w:gridSpan w:val="2"/>
             <w:shd w:val="clear" w:color="auto" w:fill="D9D9D9"/>
           </w:tcPr>
           <w:p>
@@ -971,7 +997,8 @@
       <w:tr>
         <w:tc>
           <w:tcPr>
-            <w:tcW w:type="dxa" w:w="3324"/>
+            <w:tcW w:type="dxa" w:w="4985"/>
+            <w:gridSpan w:val="5"/>
           </w:tcPr>
           <w:p>
             <w:pPr>
@@ -990,7 +1017,8 @@
         </w:tc>
         <w:tc>
           <w:tcPr>
-            <w:tcW w:type="dxa" w:w="3324"/>
+            <w:tcW w:type="dxa" w:w="2991"/>
+            <w:gridSpan w:val="3"/>
           </w:tcPr>
           <w:p>
             <w:pPr>
@@ -1009,7 +1037,8 @@
         </w:tc>
         <w:tc>
           <w:tcPr>
-            <w:tcW w:type="dxa" w:w="3324"/>
+            <w:tcW w:type="dxa" w:w="1994"/>
+            <w:gridSpan w:val="2"/>
           </w:tcPr>
           <w:p>
             <w:pPr>
@@ -1030,7 +1059,8 @@
       <w:tr>
         <w:tc>
           <w:tcPr>
-            <w:tcW w:type="dxa" w:w="3324"/>
+            <w:tcW w:type="dxa" w:w="4985"/>
+            <w:gridSpan w:val="5"/>
           </w:tcPr>
           <w:p>
             <w:pPr>
@@ -1049,7 +1079,8 @@
         </w:tc>
         <w:tc>
           <w:tcPr>
-            <w:tcW w:type="dxa" w:w="3324"/>
+            <w:tcW w:type="dxa" w:w="2991"/>
+            <w:gridSpan w:val="3"/>
           </w:tcPr>
           <w:p>
             <w:pPr>
@@ -1068,7 +1099,8 @@
         </w:tc>
         <w:tc>
           <w:tcPr>
-            <w:tcW w:type="dxa" w:w="3324"/>
+            <w:tcW w:type="dxa" w:w="1994"/>
+            <w:gridSpan w:val="2"/>
           </w:tcPr>
           <w:p>
             <w:pPr>
@@ -1089,7 +1121,29 @@
       <w:tr>
         <w:tc>
           <w:tcPr>
-            <w:tcW w:type="dxa" w:w="3324"/>
+            <w:tcW w:type="dxa" w:w="4985"/>
+            <w:gridSpan w:val="5"/>
+            <w:shd w:val="clear" w:color="auto" w:fill="D9D9D9"/>
+          </w:tcPr>
+          <w:p>
+            <w:pPr>
+              <w:spacing w:before="20" w:after="20"/>
+            </w:pPr>
+            <w:r>
+              <w:rPr>
+                <w:rFonts w:ascii="Aptos" w:hAnsi="Aptos"/>
+                <w:b/>
+                <w:i w:val="0"/>
+                <w:sz w:val="16"/>
+              </w:rPr>
+              <w:t>Opis samodzielnej pracy studenta</w:t>
+            </w:r>
+          </w:p>
+        </w:tc>
+        <w:tc>
+          <w:tcPr>
+            <w:tcW w:type="dxa" w:w="4985"/>
+            <w:gridSpan w:val="5"/>
           </w:tcPr>
           <w:p>
             <w:pPr>
@@ -1102,45 +1156,6 @@
                 <w:i w:val="0"/>
                 <w:sz w:val="22"/>
               </w:rPr>
-              <w:t>Suma</w:t>
-            </w:r>
-          </w:p>
-        </w:tc>
-        <w:tc>
-          <w:tcPr>
-            <w:tcW w:type="dxa" w:w="3324"/>
-          </w:tcPr>
-          <w:p>
-            <w:pPr>
-              <w:spacing w:before="20" w:after="20"/>
-            </w:pPr>
-            <w:r>
-              <w:rPr>
-                <w:rFonts w:ascii="Aptos" w:hAnsi="Aptos"/>
-                <w:b w:val="0"/>
-                <w:i w:val="0"/>
-                <w:sz w:val="22"/>
-              </w:rPr>
-              <w:t>125</w:t>
-            </w:r>
-          </w:p>
-        </w:tc>
-        <w:tc>
-          <w:tcPr>
-            <w:tcW w:type="dxa" w:w="3324"/>
-          </w:tcPr>
-          <w:p>
-            <w:pPr>
-              <w:spacing w:before="20" w:after="20"/>
-            </w:pPr>
-            <w:r>
-              <w:rPr>
-                <w:rFonts w:ascii="Aptos" w:hAnsi="Aptos"/>
-                <w:b w:val="0"/>
-                <w:i w:val="0"/>
-                <w:sz w:val="22"/>
-              </w:rPr>
-              <w:t>5</w:t>
             </w:r>
           </w:p>
         </w:tc>
@@ -1994,14 +2009,14 @@
         <w:tblW w:w="5000" w:type="pct"/>
       </w:tblPr>
       <w:tblGrid>
-        <w:gridCol w:w="3324"/>
-        <w:gridCol w:w="3324"/>
-        <w:gridCol w:w="3324"/>
+        <w:gridCol w:w="680"/>
+        <w:gridCol w:w="4536"/>
+        <w:gridCol w:w="4252"/>
       </w:tblGrid>
       <w:tr>
         <w:tc>
           <w:tcPr>
-            <w:tcW w:type="dxa" w:w="9972"/>
+            <w:tcW w:type="dxa" w:w="9468"/>
             <w:gridSpan w:val="3"/>
             <w:shd w:val="clear" w:color="auto" w:fill="D9D9D9"/>
           </w:tcPr>
@@ -2024,7 +2039,7 @@
       <w:tr>
         <w:tc>
           <w:tcPr>
-            <w:tcW w:type="dxa" w:w="3324"/>
+            <w:tcW w:type="dxa" w:w="680"/>
             <w:shd w:val="clear" w:color="auto" w:fill="D9D9D9"/>
           </w:tcPr>
           <w:p>
@@ -2044,7 +2059,7 @@
         </w:tc>
         <w:tc>
           <w:tcPr>
-            <w:tcW w:type="dxa" w:w="3324"/>
+            <w:tcW w:type="dxa" w:w="4536"/>
             <w:shd w:val="clear" w:color="auto" w:fill="D9D9D9"/>
           </w:tcPr>
           <w:p>
@@ -2064,7 +2079,7 @@
         </w:tc>
         <w:tc>
           <w:tcPr>
-            <w:tcW w:type="dxa" w:w="3324"/>
+            <w:tcW w:type="dxa" w:w="4252"/>
             <w:shd w:val="clear" w:color="auto" w:fill="D9D9D9"/>
           </w:tcPr>
           <w:p>
@@ -2086,7 +2101,7 @@
       <w:tr>
         <w:tc>
           <w:tcPr>
-            <w:tcW w:type="dxa" w:w="3324"/>
+            <w:tcW w:type="dxa" w:w="680"/>
           </w:tcPr>
           <w:p>
             <w:pPr>
@@ -2105,7 +2120,7 @@
         </w:tc>
         <w:tc>
           <w:tcPr>
-            <w:tcW w:type="dxa" w:w="3324"/>
+            <w:tcW w:type="dxa" w:w="4536"/>
           </w:tcPr>
           <w:p>
             <w:pPr>
@@ -2124,7 +2139,7 @@
         </w:tc>
         <w:tc>
           <w:tcPr>
-            <w:tcW w:type="dxa" w:w="3324"/>
+            <w:tcW w:type="dxa" w:w="4252"/>
           </w:tcPr>
           <w:p>
             <w:pPr>
@@ -2144,7 +2159,7 @@
       <w:tr>
         <w:tc>
           <w:tcPr>
-            <w:tcW w:type="dxa" w:w="3324"/>
+            <w:tcW w:type="dxa" w:w="680"/>
           </w:tcPr>
           <w:p>
             <w:pPr>
@@ -2163,7 +2178,7 @@
         </w:tc>
         <w:tc>
           <w:tcPr>
-            <w:tcW w:type="dxa" w:w="3324"/>
+            <w:tcW w:type="dxa" w:w="4536"/>
           </w:tcPr>
           <w:p>
             <w:pPr>
@@ -2182,7 +2197,7 @@
         </w:tc>
         <w:tc>
           <w:tcPr>
-            <w:tcW w:type="dxa" w:w="3324"/>
+            <w:tcW w:type="dxa" w:w="4252"/>
           </w:tcPr>
           <w:p>
             <w:pPr>
@@ -2202,7 +2217,7 @@
       <w:tr>
         <w:tc>
           <w:tcPr>
-            <w:tcW w:type="dxa" w:w="3324"/>
+            <w:tcW w:type="dxa" w:w="680"/>
           </w:tcPr>
           <w:p>
             <w:pPr>
@@ -2221,7 +2236,7 @@
         </w:tc>
         <w:tc>
           <w:tcPr>
-            <w:tcW w:type="dxa" w:w="3324"/>
+            <w:tcW w:type="dxa" w:w="4536"/>
           </w:tcPr>
           <w:p>
             <w:pPr>
@@ -2240,7 +2255,7 @@
         </w:tc>
         <w:tc>
           <w:tcPr>
-            <w:tcW w:type="dxa" w:w="3324"/>
+            <w:tcW w:type="dxa" w:w="4252"/>
           </w:tcPr>
           <w:p>
             <w:pPr>
@@ -2260,7 +2275,7 @@
       <w:tr>
         <w:tc>
           <w:tcPr>
-            <w:tcW w:type="dxa" w:w="3324"/>
+            <w:tcW w:type="dxa" w:w="680"/>
           </w:tcPr>
           <w:p>
             <w:pPr>
@@ -2279,7 +2294,7 @@
         </w:tc>
         <w:tc>
           <w:tcPr>
-            <w:tcW w:type="dxa" w:w="3324"/>
+            <w:tcW w:type="dxa" w:w="4536"/>
           </w:tcPr>
           <w:p>
             <w:pPr>
@@ -2298,7 +2313,7 @@
         </w:tc>
         <w:tc>
           <w:tcPr>
-            <w:tcW w:type="dxa" w:w="3324"/>
+            <w:tcW w:type="dxa" w:w="4252"/>
           </w:tcPr>
           <w:p>
             <w:pPr>
@@ -2318,7 +2333,7 @@
       <w:tr>
         <w:tc>
           <w:tcPr>
-            <w:tcW w:type="dxa" w:w="3324"/>
+            <w:tcW w:type="dxa" w:w="680"/>
           </w:tcPr>
           <w:p>
             <w:pPr>
@@ -2337,7 +2352,7 @@
         </w:tc>
         <w:tc>
           <w:tcPr>
-            <w:tcW w:type="dxa" w:w="3324"/>
+            <w:tcW w:type="dxa" w:w="4536"/>
           </w:tcPr>
           <w:p>
             <w:pPr>
@@ -2356,7 +2371,7 @@
         </w:tc>
         <w:tc>
           <w:tcPr>
-            <w:tcW w:type="dxa" w:w="3324"/>
+            <w:tcW w:type="dxa" w:w="4252"/>
           </w:tcPr>
           <w:p>
             <w:pPr>
@@ -2376,7 +2391,7 @@
       <w:tr>
         <w:tc>
           <w:tcPr>
-            <w:tcW w:type="dxa" w:w="3324"/>
+            <w:tcW w:type="dxa" w:w="680"/>
           </w:tcPr>
           <w:p>
             <w:pPr>
@@ -2395,7 +2410,7 @@
         </w:tc>
         <w:tc>
           <w:tcPr>
-            <w:tcW w:type="dxa" w:w="3324"/>
+            <w:tcW w:type="dxa" w:w="4536"/>
           </w:tcPr>
           <w:p>
             <w:pPr>
@@ -2414,7 +2429,7 @@
         </w:tc>
         <w:tc>
           <w:tcPr>
-            <w:tcW w:type="dxa" w:w="3324"/>
+            <w:tcW w:type="dxa" w:w="4252"/>
           </w:tcPr>
           <w:p>
             <w:pPr>
@@ -2434,7 +2449,7 @@
       <w:tr>
         <w:tc>
           <w:tcPr>
-            <w:tcW w:type="dxa" w:w="3324"/>
+            <w:tcW w:type="dxa" w:w="680"/>
           </w:tcPr>
           <w:p>
             <w:pPr>
@@ -2453,7 +2468,7 @@
         </w:tc>
         <w:tc>
           <w:tcPr>
-            <w:tcW w:type="dxa" w:w="3324"/>
+            <w:tcW w:type="dxa" w:w="4536"/>
           </w:tcPr>
           <w:p>
             <w:pPr>
@@ -2472,7 +2487,7 @@
         </w:tc>
         <w:tc>
           <w:tcPr>
-            <w:tcW w:type="dxa" w:w="3324"/>
+            <w:tcW w:type="dxa" w:w="4252"/>
           </w:tcPr>
           <w:p>
             <w:pPr>
@@ -2492,7 +2507,7 @@
       <w:tr>
         <w:tc>
           <w:tcPr>
-            <w:tcW w:type="dxa" w:w="3324"/>
+            <w:tcW w:type="dxa" w:w="680"/>
           </w:tcPr>
           <w:p>
             <w:pPr>
@@ -2511,7 +2526,7 @@
         </w:tc>
         <w:tc>
           <w:tcPr>
-            <w:tcW w:type="dxa" w:w="3324"/>
+            <w:tcW w:type="dxa" w:w="4536"/>
           </w:tcPr>
           <w:p>
             <w:pPr>
@@ -2530,7 +2545,7 @@
         </w:tc>
         <w:tc>
           <w:tcPr>
-            <w:tcW w:type="dxa" w:w="3324"/>
+            <w:tcW w:type="dxa" w:w="4252"/>
           </w:tcPr>
           <w:p>
             <w:pPr>
@@ -2550,7 +2565,7 @@
       <w:tr>
         <w:tc>
           <w:tcPr>
-            <w:tcW w:type="dxa" w:w="3324"/>
+            <w:tcW w:type="dxa" w:w="680"/>
           </w:tcPr>
           <w:p>
             <w:pPr>
@@ -2569,7 +2584,7 @@
         </w:tc>
         <w:tc>
           <w:tcPr>
-            <w:tcW w:type="dxa" w:w="3324"/>
+            <w:tcW w:type="dxa" w:w="4536"/>
           </w:tcPr>
           <w:p>
             <w:pPr>
@@ -2588,7 +2603,7 @@
         </w:tc>
         <w:tc>
           <w:tcPr>
-            <w:tcW w:type="dxa" w:w="3324"/>
+            <w:tcW w:type="dxa" w:w="4252"/>
           </w:tcPr>
           <w:p>
             <w:pPr>
@@ -2608,7 +2623,7 @@
       <w:tr>
         <w:tc>
           <w:tcPr>
-            <w:tcW w:type="dxa" w:w="3324"/>
+            <w:tcW w:type="dxa" w:w="680"/>
           </w:tcPr>
           <w:p>
             <w:pPr>
@@ -2627,7 +2642,7 @@
         </w:tc>
         <w:tc>
           <w:tcPr>
-            <w:tcW w:type="dxa" w:w="3324"/>
+            <w:tcW w:type="dxa" w:w="4536"/>
           </w:tcPr>
           <w:p>
             <w:pPr>
@@ -2646,7 +2661,7 @@
         </w:tc>
         <w:tc>
           <w:tcPr>
-            <w:tcW w:type="dxa" w:w="3324"/>
+            <w:tcW w:type="dxa" w:w="4252"/>
           </w:tcPr>
           <w:p>
             <w:pPr>
@@ -3015,6 +3030,7 @@
                 <w:i w:val="0"/>
                 <w:sz w:val="22"/>
               </w:rPr>
+              <w:t>Ćwiczenia / Laboratorium:; rozwiązywanie zadań; ćwiczenia projektowe realizowane praktycznie na urządzeniach Cisco na wyposażeniu laboratorium; projektowanie sieci w wykorzystaniem   symulatora sieci Cisco Packet Tracer; Ćwiczenia/Laboratorium; Kryteria oceny; Ćwiczenia/Laboratorium/Projekt/Lektorat; Ocenę stanowi 40% kolokwium z zakresu przyznawania  adresów IP v4 i v 6  , 40%  ćwiczenia praktyczne na urządzeniach Cisco  lub na symulatorze sieci Cisco Packet Tracer  wykonywane w trakcie zajęć, 20% aktywność; Ocenę stanowi 45% wyniku uzyskanego na egzaminie,45% ocen otrzymywanych systematycznie w trakcie trwania semestru z tytułu realizacji modułów tematycznych(egzaminycząstkowe), 10% aktywność</w:t>
             </w:r>
           </w:p>
         </w:tc>
@@ -3072,6 +3088,7 @@
                 <w:i w:val="0"/>
                 <w:sz w:val="22"/>
               </w:rPr>
+              <w:t>Ćwiczenia / Laboratorium:; rozwiązywanie zadań; ćwiczenia projektowe realizowane praktycznie na urządzeniach Cisco na wyposażeniu laboratorium; projektowanie sieci w wykorzystaniem   symulatora sieci Cisco Packet Tracer; Ćwiczenia/Laboratorium; Kryteria oceny; Ćwiczenia/Laboratorium/Projekt/Lektorat; Ocenę stanowi 40% kolokwium z zakresu przyznawania  adresów IP v4 i v 6  , 40%  ćwiczenia praktyczne na urządzeniach Cisco  lub na symulatorze sieci Cisco Packet Tracer  wykonywane w trakcie zajęć, 20% aktywność; Ocenę stanowi 45% wyniku uzyskanego na egzaminie,45% ocen otrzymywanych systematycznie w trakcie trwania semestru z tytułu realizacji modułów tematycznych(egzaminycząstkowe), 10% aktywność</w:t>
             </w:r>
           </w:p>
         </w:tc>
@@ -3234,6 +3251,7 @@
                 <w:i w:val="0"/>
                 <w:sz w:val="22"/>
               </w:rPr>
+              <w:t>Ćwiczenia / Laboratorium:; rozwiązywanie zadań; ćwiczenia projektowe realizowane praktycznie na urządzeniach Cisco na wyposażeniu laboratorium; projektowanie sieci w wykorzystaniem   symulatora sieci Cisco Packet Tracer; Ćwiczenia/Laboratorium; Kryteria oceny; Ćwiczenia/Laboratorium/Projekt/Lektorat; Ocenę stanowi 40% kolokwium z zakresu przyznawania  adresów IP v4 i v 6  , 40%  ćwiczenia praktyczne na urządzeniach Cisco  lub na symulatorze sieci Cisco Packet Tracer  wykonywane w trakcie zajęć, 20% aktywność; Ocenę stanowi 45% wyniku uzyskanego na egzaminie,45% ocen otrzymywanych systematycznie w trakcie trwania semestru z tytułu realizacji modułów tematycznych(egzaminycząstkowe), 10% aktywność</w:t>
             </w:r>
           </w:p>
         </w:tc>
@@ -3396,6 +3414,7 @@
                 <w:i w:val="0"/>
                 <w:sz w:val="22"/>
               </w:rPr>
+              <w:t>Ćwiczenia / Laboratorium:; rozwiązywanie zadań; ćwiczenia projektowe realizowane praktycznie na urządzeniach Cisco na wyposażeniu laboratorium; projektowanie sieci w wykorzystaniem   symulatora sieci Cisco Packet Tracer; Ćwiczenia/Laboratorium; Kryteria oceny; Ćwiczenia/Laboratorium/Projekt/Lektorat; Ocenę stanowi 40% kolokwium z zakresu przyznawania  adresów IP v4 i v 6  , 40%  ćwiczenia praktyczne na urządzeniach Cisco  lub na symulatorze sieci Cisco Packet Tracer  wykonywane w trakcie zajęć, 20% aktywność; Ocenę stanowi 45% wyniku uzyskanego na egzaminie,45% ocen otrzymywanych systematycznie w trakcie trwania semestru z tytułu realizacji modułów tematycznych(egzaminycząstkowe), 10% aktywność</w:t>
             </w:r>
           </w:p>
         </w:tc>
@@ -3453,6 +3472,7 @@
                 <w:i w:val="0"/>
                 <w:sz w:val="22"/>
               </w:rPr>
+              <w:t>Ćwiczenia / Laboratorium:; rozwiązywanie zadań; ćwiczenia projektowe realizowane praktycznie na urządzeniach Cisco na wyposażeniu laboratorium; projektowanie sieci w wykorzystaniem   symulatora sieci Cisco Packet Tracer; Ćwiczenia/Laboratorium; Kryteria oceny; Ćwiczenia/Laboratorium/Projekt/Lektorat; Ocenę stanowi 40% kolokwium z zakresu przyznawania  adresów IP v4 i v 6  , 40%  ćwiczenia praktyczne na urządzeniach Cisco  lub na symulatorze sieci Cisco Packet Tracer  wykonywane w trakcie zajęć, 20% aktywność; Ocenę stanowi 45% wyniku uzyskanego na egzaminie,45% ocen otrzymywanych systematycznie w trakcie trwania semestru z tytułu realizacji modułów tematycznych(egzaminycząstkowe), 10% aktywność</w:t>
             </w:r>
           </w:p>
         </w:tc>
@@ -3510,6 +3530,7 @@
                 <w:i w:val="0"/>
                 <w:sz w:val="22"/>
               </w:rPr>
+              <w:t>Ćwiczenia / Laboratorium:; rozwiązywanie zadań; ćwiczenia projektowe realizowane praktycznie na urządzeniach Cisco na wyposażeniu laboratorium; projektowanie sieci w wykorzystaniem   symulatora sieci Cisco Packet Tracer; Ćwiczenia/Laboratorium; Kryteria oceny; Ćwiczenia/Laboratorium/Projekt/Lektorat; Ocenę stanowi 40% kolokwium z zakresu przyznawania  adresów IP v4 i v 6  , 40%  ćwiczenia praktyczne na urządzeniach Cisco  lub na symulatorze sieci Cisco Packet Tracer  wykonywane w trakcie zajęć, 20% aktywność; Ocenę stanowi 45% wyniku uzyskanego na egzaminie,45% ocen otrzymywanych systematycznie w trakcie trwania semestru z tytułu realizacji modułów tematycznych(egzaminycząstkowe), 10% aktywność</w:t>
             </w:r>
           </w:p>
         </w:tc>
@@ -3615,62 +3636,6 @@
                 <w:sz w:val="16"/>
               </w:rPr>
               <w:t>Wyposażenie specjalistyczne konieczne do realizacji przedmiotu</w:t>
-            </w:r>
-          </w:p>
-        </w:tc>
-      </w:tr>
-      <w:tr>
-        <w:tc>
-          <w:tcPr>
-            <w:tcW w:type="dxa" w:w="3324"/>
-          </w:tcPr>
-          <w:p>
-            <w:pPr>
-              <w:spacing w:before="20" w:after="20"/>
-            </w:pPr>
-            <w:r>
-              <w:rPr>
-                <w:rFonts w:ascii="Aptos" w:hAnsi="Aptos"/>
-                <w:b w:val="0"/>
-                <w:i w:val="0"/>
-                <w:sz w:val="22"/>
-              </w:rPr>
-            </w:r>
-          </w:p>
-        </w:tc>
-        <w:tc>
-          <w:tcPr>
-            <w:tcW w:type="dxa" w:w="3324"/>
-          </w:tcPr>
-          <w:p>
-            <w:pPr>
-              <w:spacing w:before="20" w:after="20"/>
-            </w:pPr>
-            <w:r>
-              <w:rPr>
-                <w:rFonts w:ascii="Aptos" w:hAnsi="Aptos"/>
-                <w:b w:val="0"/>
-                <w:i w:val="0"/>
-                <w:sz w:val="22"/>
-              </w:rPr>
-            </w:r>
-          </w:p>
-        </w:tc>
-        <w:tc>
-          <w:tcPr>
-            <w:tcW w:type="dxa" w:w="3324"/>
-          </w:tcPr>
-          <w:p>
-            <w:pPr>
-              <w:spacing w:before="20" w:after="20"/>
-            </w:pPr>
-            <w:r>
-              <w:rPr>
-                <w:rFonts w:ascii="Aptos" w:hAnsi="Aptos"/>
-                <w:b w:val="0"/>
-                <w:i w:val="0"/>
-                <w:sz w:val="22"/>
-              </w:rPr>
             </w:r>
           </w:p>
         </w:tc>

--- a/public/assets/files/niestacjonarne/SKOA.docx
+++ b/public/assets/files/niestacjonarne/SKOA.docx
@@ -1156,6 +1156,7 @@
                 <w:i w:val="0"/>
                 <w:sz w:val="22"/>
               </w:rPr>
+              <w:t>Samodzielna konfiguracja sieci w symulatorze Cisco Packet Tracer; ćwiczenia z adresacji IP; przygotowanie do kolokwium i egzaminu z sieci komputerowych.</w:t>
             </w:r>
           </w:p>
         </w:tc>
@@ -1266,7 +1267,84 @@
           <w:tcPr>
             <w:tcW w:type="dxa" w:w="9972"/>
           </w:tcPr>
-          <w:p/>
+          <w:p>
+            <w:pPr>
+              <w:spacing w:before="20" w:after="20"/>
+            </w:pPr>
+            <w:r>
+              <w:rPr>
+                <w:rFonts w:ascii="Aptos" w:hAnsi="Aptos"/>
+                <w:b/>
+                <w:sz w:val="22"/>
+              </w:rPr>
+              <w:t>Wykład:</w:t>
+            </w:r>
+          </w:p>
+          <w:p>
+            <w:pPr>
+              <w:spacing w:before="20" w:after="20"/>
+            </w:pPr>
+            <w:r>
+              <w:rPr>
+                <w:rFonts w:ascii="Aptos" w:hAnsi="Aptos"/>
+                <w:b w:val="0"/>
+                <w:sz w:val="22"/>
+              </w:rPr>
+              <w:t>• wykład z prezentacją multimedialną</w:t>
+            </w:r>
+          </w:p>
+          <w:p>
+            <w:pPr>
+              <w:spacing w:before="20" w:after="20"/>
+            </w:pPr>
+            <w:r>
+              <w:rPr>
+                <w:rFonts w:ascii="Aptos" w:hAnsi="Aptos"/>
+                <w:b w:val="0"/>
+                <w:sz w:val="22"/>
+              </w:rPr>
+              <w:t>• wykład konwersatoryjny (z elementami dyskusji)</w:t>
+            </w:r>
+          </w:p>
+          <w:p>
+            <w:pPr>
+              <w:spacing w:before="20" w:after="20"/>
+            </w:pPr>
+            <w:r>
+              <w:rPr>
+                <w:rFonts w:ascii="Aptos" w:hAnsi="Aptos"/>
+                <w:b/>
+                <w:sz w:val="22"/>
+              </w:rPr>
+              <w:t>Ćwiczenia / Laboratorium:</w:t>
+            </w:r>
+          </w:p>
+          <w:p>
+            <w:pPr>
+              <w:spacing w:before="20" w:after="20"/>
+            </w:pPr>
+            <w:r>
+              <w:rPr>
+                <w:rFonts w:ascii="Aptos" w:hAnsi="Aptos"/>
+                <w:b w:val="0"/>
+                <w:sz w:val="22"/>
+              </w:rPr>
+              <w:t>• rozwiązywanie zadań</w:t>
+            </w:r>
+          </w:p>
+          <w:p>
+            <w:pPr>
+              <w:spacing w:before="20" w:after="20"/>
+            </w:pPr>
+            <w:r>
+              <w:rPr>
+                <w:rFonts w:ascii="Aptos" w:hAnsi="Aptos"/>
+                <w:b w:val="0"/>
+                <w:sz w:val="22"/>
+              </w:rPr>
+              <w:t>• warsztaty</w:t>
+            </w:r>
+          </w:p>
         </w:tc>
       </w:tr>
     </w:tbl>
@@ -1517,103 +1595,7 @@
                 <w:rFonts w:ascii="Aptos" w:hAnsi="Aptos"/>
                 <w:sz w:val="22"/>
               </w:rPr>
-              <w:t>1. Ćwiczenia / Laboratorium:</w:t>
-            </w:r>
-          </w:p>
-          <w:p>
-            <w:pPr>
-              <w:spacing w:before="20" w:after="20"/>
-            </w:pPr>
-            <w:r>
-              <w:rPr>
-                <w:rFonts w:ascii="Aptos" w:hAnsi="Aptos"/>
-                <w:sz w:val="22"/>
-              </w:rPr>
-              <w:t>2. rozwiązywanie zadań</w:t>
-            </w:r>
-          </w:p>
-          <w:p>
-            <w:pPr>
-              <w:spacing w:before="20" w:after="20"/>
-            </w:pPr>
-            <w:r>
-              <w:rPr>
-                <w:rFonts w:ascii="Aptos" w:hAnsi="Aptos"/>
-                <w:sz w:val="22"/>
-              </w:rPr>
-              <w:t>3. ćwiczenia projektowe realizowane praktycznie na urządzeniach Cisco na wyposażeniu laboratorium</w:t>
-            </w:r>
-          </w:p>
-          <w:p>
-            <w:pPr>
-              <w:spacing w:before="20" w:after="20"/>
-            </w:pPr>
-            <w:r>
-              <w:rPr>
-                <w:rFonts w:ascii="Aptos" w:hAnsi="Aptos"/>
-                <w:sz w:val="22"/>
-              </w:rPr>
-              <w:t>4. projektowanie sieci w wykorzystaniem   symulatora sieci Cisco Packet Tracer</w:t>
-            </w:r>
-          </w:p>
-          <w:p>
-            <w:pPr>
-              <w:spacing w:before="20" w:after="20"/>
-            </w:pPr>
-            <w:r>
-              <w:rPr>
-                <w:rFonts w:ascii="Aptos" w:hAnsi="Aptos"/>
-                <w:sz w:val="22"/>
-              </w:rPr>
-              <w:t>5. Ćwiczenia/Laboratorium</w:t>
-            </w:r>
-          </w:p>
-          <w:p>
-            <w:pPr>
-              <w:spacing w:before="20" w:after="20"/>
-            </w:pPr>
-            <w:r>
-              <w:rPr>
-                <w:rFonts w:ascii="Aptos" w:hAnsi="Aptos"/>
-                <w:sz w:val="22"/>
-              </w:rPr>
-              <w:t>6. Kryteria oceny</w:t>
-            </w:r>
-          </w:p>
-          <w:p>
-            <w:pPr>
-              <w:spacing w:before="20" w:after="20"/>
-            </w:pPr>
-            <w:r>
-              <w:rPr>
-                <w:rFonts w:ascii="Aptos" w:hAnsi="Aptos"/>
-                <w:sz w:val="22"/>
-              </w:rPr>
-              <w:t>7. Ćwiczenia/Laboratorium/Projekt/Lektorat</w:t>
-            </w:r>
-          </w:p>
-          <w:p>
-            <w:pPr>
-              <w:spacing w:before="20" w:after="20"/>
-            </w:pPr>
-            <w:r>
-              <w:rPr>
-                <w:rFonts w:ascii="Aptos" w:hAnsi="Aptos"/>
-                <w:sz w:val="22"/>
-              </w:rPr>
-              <w:t>8. Ocenę stanowi 40% kolokwium z zakresu przyznawania  adresów IP v4 i v 6  , 40%  ćwiczenia praktyczne na urządzeniach Cisco  lub na symulatorze sieci Cisco Packet Tracer  wykonywane w trakcie zajęć, 20% aktywność</w:t>
-            </w:r>
-          </w:p>
-          <w:p>
-            <w:pPr>
-              <w:spacing w:before="20" w:after="20"/>
-            </w:pPr>
-            <w:r>
-              <w:rPr>
-                <w:rFonts w:ascii="Aptos" w:hAnsi="Aptos"/>
-                <w:sz w:val="22"/>
-              </w:rPr>
-              <w:t>9. Ocenę stanowi 45% wyniku uzyskanego na egzaminie,45% ocen otrzymywanych systematycznie w trakcie trwania semestru z tytułu realizacji modułów tematycznych(egzaminycząstkowe), 10% aktywność</w:t>
+              <w:t>1. egzamin pisemny</w:t>
             </w:r>
           </w:p>
         </w:tc>
@@ -1630,7 +1612,7 @@
                 <w:rFonts w:ascii="Aptos" w:hAnsi="Aptos"/>
                 <w:sz w:val="22"/>
               </w:rPr>
-              <w:t>1. Ćwiczenia / Laboratorium:</w:t>
+              <w:t>1. kolokwium</w:t>
             </w:r>
           </w:p>
           <w:p>
@@ -1642,91 +1624,7 @@
                 <w:rFonts w:ascii="Aptos" w:hAnsi="Aptos"/>
                 <w:sz w:val="22"/>
               </w:rPr>
-              <w:t>2. rozwiązywanie zadań</w:t>
-            </w:r>
-          </w:p>
-          <w:p>
-            <w:pPr>
-              <w:spacing w:before="20" w:after="20"/>
-            </w:pPr>
-            <w:r>
-              <w:rPr>
-                <w:rFonts w:ascii="Aptos" w:hAnsi="Aptos"/>
-                <w:sz w:val="22"/>
-              </w:rPr>
-              <w:t>3. ćwiczenia projektowe realizowane praktycznie na urządzeniach Cisco na wyposażeniu laboratorium</w:t>
-            </w:r>
-          </w:p>
-          <w:p>
-            <w:pPr>
-              <w:spacing w:before="20" w:after="20"/>
-            </w:pPr>
-            <w:r>
-              <w:rPr>
-                <w:rFonts w:ascii="Aptos" w:hAnsi="Aptos"/>
-                <w:sz w:val="22"/>
-              </w:rPr>
-              <w:t>4. projektowanie sieci w wykorzystaniem   symulatora sieci Cisco Packet Tracer</w:t>
-            </w:r>
-          </w:p>
-          <w:p>
-            <w:pPr>
-              <w:spacing w:before="20" w:after="20"/>
-            </w:pPr>
-            <w:r>
-              <w:rPr>
-                <w:rFonts w:ascii="Aptos" w:hAnsi="Aptos"/>
-                <w:sz w:val="22"/>
-              </w:rPr>
-              <w:t>5. Ćwiczenia/Laboratorium</w:t>
-            </w:r>
-          </w:p>
-          <w:p>
-            <w:pPr>
-              <w:spacing w:before="20" w:after="20"/>
-            </w:pPr>
-            <w:r>
-              <w:rPr>
-                <w:rFonts w:ascii="Aptos" w:hAnsi="Aptos"/>
-                <w:sz w:val="22"/>
-              </w:rPr>
-              <w:t>6. Kryteria oceny</w:t>
-            </w:r>
-          </w:p>
-          <w:p>
-            <w:pPr>
-              <w:spacing w:before="20" w:after="20"/>
-            </w:pPr>
-            <w:r>
-              <w:rPr>
-                <w:rFonts w:ascii="Aptos" w:hAnsi="Aptos"/>
-                <w:sz w:val="22"/>
-              </w:rPr>
-              <w:t>7. Ćwiczenia/Laboratorium/Projekt/Lektorat</w:t>
-            </w:r>
-          </w:p>
-          <w:p>
-            <w:pPr>
-              <w:spacing w:before="20" w:after="20"/>
-            </w:pPr>
-            <w:r>
-              <w:rPr>
-                <w:rFonts w:ascii="Aptos" w:hAnsi="Aptos"/>
-                <w:sz w:val="22"/>
-              </w:rPr>
-              <w:t>8. Ocenę stanowi 40% kolokwium z zakresu przyznawania  adresów IP v4 i v 6  , 40%  ćwiczenia praktyczne na urządzeniach Cisco  lub na symulatorze sieci Cisco Packet Tracer  wykonywane w trakcie zajęć, 20% aktywność</w:t>
-            </w:r>
-          </w:p>
-          <w:p>
-            <w:pPr>
-              <w:spacing w:before="20" w:after="20"/>
-            </w:pPr>
-            <w:r>
-              <w:rPr>
-                <w:rFonts w:ascii="Aptos" w:hAnsi="Aptos"/>
-                <w:sz w:val="22"/>
-              </w:rPr>
-              <w:t>9. Ocenę stanowi 45% wyniku uzyskanego na egzaminie,45% ocen otrzymywanych systematycznie w trakcie trwania semestru z tytułu realizacji modułów tematycznych(egzaminycząstkowe), 10% aktywność</w:t>
+              <w:t>2. ocena pracy podczas ćwiczenia</w:t>
             </w:r>
           </w:p>
         </w:tc>
@@ -3030,7 +2928,7 @@
                 <w:i w:val="0"/>
                 <w:sz w:val="22"/>
               </w:rPr>
-              <w:t>Ćwiczenia / Laboratorium:; rozwiązywanie zadań; ćwiczenia projektowe realizowane praktycznie na urządzeniach Cisco na wyposażeniu laboratorium; projektowanie sieci w wykorzystaniem   symulatora sieci Cisco Packet Tracer; Ćwiczenia/Laboratorium; Kryteria oceny; Ćwiczenia/Laboratorium/Projekt/Lektorat; Ocenę stanowi 40% kolokwium z zakresu przyznawania  adresów IP v4 i v 6  , 40%  ćwiczenia praktyczne na urządzeniach Cisco  lub na symulatorze sieci Cisco Packet Tracer  wykonywane w trakcie zajęć, 20% aktywność; Ocenę stanowi 45% wyniku uzyskanego na egzaminie,45% ocen otrzymywanych systematycznie w trakcie trwania semestru z tytułu realizacji modułów tematycznych(egzaminycząstkowe), 10% aktywność</w:t>
+              <w:t>egzamin pisemny; kolokwium; ocena pracy podczas ćwiczenia</w:t>
             </w:r>
           </w:p>
         </w:tc>
@@ -3088,7 +2986,7 @@
                 <w:i w:val="0"/>
                 <w:sz w:val="22"/>
               </w:rPr>
-              <w:t>Ćwiczenia / Laboratorium:; rozwiązywanie zadań; ćwiczenia projektowe realizowane praktycznie na urządzeniach Cisco na wyposażeniu laboratorium; projektowanie sieci w wykorzystaniem   symulatora sieci Cisco Packet Tracer; Ćwiczenia/Laboratorium; Kryteria oceny; Ćwiczenia/Laboratorium/Projekt/Lektorat; Ocenę stanowi 40% kolokwium z zakresu przyznawania  adresów IP v4 i v 6  , 40%  ćwiczenia praktyczne na urządzeniach Cisco  lub na symulatorze sieci Cisco Packet Tracer  wykonywane w trakcie zajęć, 20% aktywność; Ocenę stanowi 45% wyniku uzyskanego na egzaminie,45% ocen otrzymywanych systematycznie w trakcie trwania semestru z tytułu realizacji modułów tematycznych(egzaminycząstkowe), 10% aktywność</w:t>
+              <w:t>egzamin pisemny; kolokwium; ocena pracy podczas ćwiczenia</w:t>
             </w:r>
           </w:p>
         </w:tc>
@@ -3251,7 +3149,7 @@
                 <w:i w:val="0"/>
                 <w:sz w:val="22"/>
               </w:rPr>
-              <w:t>Ćwiczenia / Laboratorium:; rozwiązywanie zadań; ćwiczenia projektowe realizowane praktycznie na urządzeniach Cisco na wyposażeniu laboratorium; projektowanie sieci w wykorzystaniem   symulatora sieci Cisco Packet Tracer; Ćwiczenia/Laboratorium; Kryteria oceny; Ćwiczenia/Laboratorium/Projekt/Lektorat; Ocenę stanowi 40% kolokwium z zakresu przyznawania  adresów IP v4 i v 6  , 40%  ćwiczenia praktyczne na urządzeniach Cisco  lub na symulatorze sieci Cisco Packet Tracer  wykonywane w trakcie zajęć, 20% aktywność; Ocenę stanowi 45% wyniku uzyskanego na egzaminie,45% ocen otrzymywanych systematycznie w trakcie trwania semestru z tytułu realizacji modułów tematycznych(egzaminycząstkowe), 10% aktywność</w:t>
+              <w:t>egzamin pisemny; kolokwium; ocena pracy podczas ćwiczenia</w:t>
             </w:r>
           </w:p>
         </w:tc>
@@ -3414,7 +3312,7 @@
                 <w:i w:val="0"/>
                 <w:sz w:val="22"/>
               </w:rPr>
-              <w:t>Ćwiczenia / Laboratorium:; rozwiązywanie zadań; ćwiczenia projektowe realizowane praktycznie na urządzeniach Cisco na wyposażeniu laboratorium; projektowanie sieci w wykorzystaniem   symulatora sieci Cisco Packet Tracer; Ćwiczenia/Laboratorium; Kryteria oceny; Ćwiczenia/Laboratorium/Projekt/Lektorat; Ocenę stanowi 40% kolokwium z zakresu przyznawania  adresów IP v4 i v 6  , 40%  ćwiczenia praktyczne na urządzeniach Cisco  lub na symulatorze sieci Cisco Packet Tracer  wykonywane w trakcie zajęć, 20% aktywność; Ocenę stanowi 45% wyniku uzyskanego na egzaminie,45% ocen otrzymywanych systematycznie w trakcie trwania semestru z tytułu realizacji modułów tematycznych(egzaminycząstkowe), 10% aktywność</w:t>
+              <w:t>egzamin pisemny; kolokwium; ocena pracy podczas ćwiczenia</w:t>
             </w:r>
           </w:p>
         </w:tc>
@@ -3472,7 +3370,7 @@
                 <w:i w:val="0"/>
                 <w:sz w:val="22"/>
               </w:rPr>
-              <w:t>Ćwiczenia / Laboratorium:; rozwiązywanie zadań; ćwiczenia projektowe realizowane praktycznie na urządzeniach Cisco na wyposażeniu laboratorium; projektowanie sieci w wykorzystaniem   symulatora sieci Cisco Packet Tracer; Ćwiczenia/Laboratorium; Kryteria oceny; Ćwiczenia/Laboratorium/Projekt/Lektorat; Ocenę stanowi 40% kolokwium z zakresu przyznawania  adresów IP v4 i v 6  , 40%  ćwiczenia praktyczne na urządzeniach Cisco  lub na symulatorze sieci Cisco Packet Tracer  wykonywane w trakcie zajęć, 20% aktywność; Ocenę stanowi 45% wyniku uzyskanego na egzaminie,45% ocen otrzymywanych systematycznie w trakcie trwania semestru z tytułu realizacji modułów tematycznych(egzaminycząstkowe), 10% aktywność</w:t>
+              <w:t>egzamin pisemny; kolokwium; ocena pracy podczas ćwiczenia</w:t>
             </w:r>
           </w:p>
         </w:tc>
@@ -3530,7 +3428,7 @@
                 <w:i w:val="0"/>
                 <w:sz w:val="22"/>
               </w:rPr>
-              <w:t>Ćwiczenia / Laboratorium:; rozwiązywanie zadań; ćwiczenia projektowe realizowane praktycznie na urządzeniach Cisco na wyposażeniu laboratorium; projektowanie sieci w wykorzystaniem   symulatora sieci Cisco Packet Tracer; Ćwiczenia/Laboratorium; Kryteria oceny; Ćwiczenia/Laboratorium/Projekt/Lektorat; Ocenę stanowi 40% kolokwium z zakresu przyznawania  adresów IP v4 i v 6  , 40%  ćwiczenia praktyczne na urządzeniach Cisco  lub na symulatorze sieci Cisco Packet Tracer  wykonywane w trakcie zajęć, 20% aktywność; Ocenę stanowi 45% wyniku uzyskanego na egzaminie,45% ocen otrzymywanych systematycznie w trakcie trwania semestru z tytułu realizacji modułów tematycznych(egzaminycząstkowe), 10% aktywność</w:t>
+              <w:t>egzamin pisemny; kolokwium; ocena pracy podczas ćwiczenia</w:t>
             </w:r>
           </w:p>
         </w:tc>

--- a/public/assets/files/niestacjonarne/SKOA.docx
+++ b/public/assets/files/niestacjonarne/SKOA.docx
@@ -1093,7 +1093,7 @@
                 <w:i w:val="0"/>
                 <w:sz w:val="22"/>
               </w:rPr>
-              <w:t>85</w:t>
+              <w:t>110</w:t>
             </w:r>
           </w:p>
         </w:tc>
@@ -1113,7 +1113,7 @@
                 <w:i w:val="0"/>
                 <w:sz w:val="22"/>
               </w:rPr>
-              <w:t>3.4</w:t>
+              <w:t>4.4</w:t>
             </w:r>
           </w:p>
         </w:tc>

--- a/public/assets/files/niestacjonarne/SKOA.docx
+++ b/public/assets/files/niestacjonarne/SKOA.docx
@@ -1093,7 +1093,7 @@
                 <w:i w:val="0"/>
                 <w:sz w:val="22"/>
               </w:rPr>
-              <w:t>110</w:t>
+              <w:t>85</w:t>
             </w:r>
           </w:p>
         </w:tc>
@@ -1113,7 +1113,7 @@
                 <w:i w:val="0"/>
                 <w:sz w:val="22"/>
               </w:rPr>
-              <w:t>4.4</w:t>
+              <w:t>3.4</w:t>
             </w:r>
           </w:p>
         </w:tc>

--- a/public/assets/files/niestacjonarne/SKOA.docx
+++ b/public/assets/files/niestacjonarne/SKOA.docx
@@ -2891,6 +2891,7 @@
                 <w:i w:val="0"/>
                 <w:sz w:val="22"/>
               </w:rPr>
+              <w:t>K_W03</w:t>
             </w:r>
           </w:p>
         </w:tc>
@@ -2928,7 +2929,7 @@
                 <w:i w:val="0"/>
                 <w:sz w:val="22"/>
               </w:rPr>
-              <w:t>egzamin pisemny; kolokwium; ocena pracy podczas ćwiczenia</w:t>
+              <w:t>egzamin pisemny</w:t>
             </w:r>
           </w:p>
         </w:tc>
@@ -2949,6 +2950,7 @@
                 <w:i w:val="0"/>
                 <w:sz w:val="22"/>
               </w:rPr>
+              <w:t>K_W08</w:t>
             </w:r>
           </w:p>
         </w:tc>
@@ -2986,7 +2988,7 @@
                 <w:i w:val="0"/>
                 <w:sz w:val="22"/>
               </w:rPr>
-              <w:t>egzamin pisemny; kolokwium; ocena pracy podczas ćwiczenia</w:t>
+              <w:t>egzamin pisemny</w:t>
             </w:r>
           </w:p>
         </w:tc>
@@ -3112,6 +3114,7 @@
                 <w:i w:val="0"/>
                 <w:sz w:val="22"/>
               </w:rPr>
+              <w:t>K_U14</w:t>
             </w:r>
           </w:p>
         </w:tc>
@@ -3149,7 +3152,7 @@
                 <w:i w:val="0"/>
                 <w:sz w:val="22"/>
               </w:rPr>
-              <w:t>egzamin pisemny; kolokwium; ocena pracy podczas ćwiczenia</w:t>
+              <w:t>kolokwium, ocena pracy podczas ćwiczenia</w:t>
             </w:r>
           </w:p>
         </w:tc>
@@ -3275,6 +3278,7 @@
                 <w:i w:val="0"/>
                 <w:sz w:val="22"/>
               </w:rPr>
+              <w:t>K_K03</w:t>
             </w:r>
           </w:p>
         </w:tc>
@@ -3312,7 +3316,7 @@
                 <w:i w:val="0"/>
                 <w:sz w:val="22"/>
               </w:rPr>
-              <w:t>egzamin pisemny; kolokwium; ocena pracy podczas ćwiczenia</w:t>
+              <w:t>kolokwium, ocena pracy podczas ćwiczenia</w:t>
             </w:r>
           </w:p>
         </w:tc>
@@ -3333,6 +3337,7 @@
                 <w:i w:val="0"/>
                 <w:sz w:val="22"/>
               </w:rPr>
+              <w:t>K_K07</w:t>
             </w:r>
           </w:p>
         </w:tc>
@@ -3370,7 +3375,7 @@
                 <w:i w:val="0"/>
                 <w:sz w:val="22"/>
               </w:rPr>
-              <w:t>egzamin pisemny; kolokwium; ocena pracy podczas ćwiczenia</w:t>
+              <w:t>kolokwium, ocena pracy podczas ćwiczenia</w:t>
             </w:r>
           </w:p>
         </w:tc>
@@ -3391,6 +3396,7 @@
                 <w:i w:val="0"/>
                 <w:sz w:val="22"/>
               </w:rPr>
+              <w:t>K_K08</w:t>
             </w:r>
           </w:p>
         </w:tc>
@@ -3428,7 +3434,7 @@
                 <w:i w:val="0"/>
                 <w:sz w:val="22"/>
               </w:rPr>
-              <w:t>egzamin pisemny; kolokwium; ocena pracy podczas ćwiczenia</w:t>
+              <w:t>kolokwium, ocena pracy podczas ćwiczenia</w:t>
             </w:r>
           </w:p>
         </w:tc>

--- a/public/assets/files/niestacjonarne/SKOA.docx
+++ b/public/assets/files/niestacjonarne/SKOA.docx
@@ -1908,14 +1908,13 @@
       </w:tblPr>
       <w:tblGrid>
         <w:gridCol w:w="680"/>
-        <w:gridCol w:w="4536"/>
-        <w:gridCol w:w="4252"/>
+        <w:gridCol w:w="8788"/>
       </w:tblGrid>
       <w:tr>
         <w:tc>
           <w:tcPr>
             <w:tcW w:type="dxa" w:w="9468"/>
-            <w:gridSpan w:val="3"/>
+            <w:gridSpan w:val="2"/>
             <w:shd w:val="clear" w:color="auto" w:fill="D9D9D9"/>
           </w:tcPr>
           <w:p>
@@ -1957,7 +1956,7 @@
         </w:tc>
         <w:tc>
           <w:tcPr>
-            <w:tcW w:type="dxa" w:w="4536"/>
+            <w:tcW w:type="dxa" w:w="8788"/>
             <w:shd w:val="clear" w:color="auto" w:fill="D9D9D9"/>
           </w:tcPr>
           <w:p>
@@ -1971,27 +1970,7 @@
                 <w:i w:val="0"/>
                 <w:sz w:val="16"/>
               </w:rPr>
-              <w:t>Wykład</w:t>
-            </w:r>
-          </w:p>
-        </w:tc>
-        <w:tc>
-          <w:tcPr>
-            <w:tcW w:type="dxa" w:w="4252"/>
-            <w:shd w:val="clear" w:color="auto" w:fill="D9D9D9"/>
-          </w:tcPr>
-          <w:p>
-            <w:pPr>
-              <w:spacing w:before="20" w:after="20"/>
-            </w:pPr>
-            <w:r>
-              <w:rPr>
-                <w:rFonts w:ascii="Aptos" w:hAnsi="Aptos"/>
-                <w:b/>
-                <w:i w:val="0"/>
-                <w:sz w:val="16"/>
-              </w:rPr>
-              <w:t>Ćwiczenia / Laboratorium / Pracownia</w:t>
+              <w:t>Treści programowe</w:t>
             </w:r>
           </w:p>
         </w:tc>
@@ -2018,7 +1997,7 @@
         </w:tc>
         <w:tc>
           <w:tcPr>
-            <w:tcW w:type="dxa" w:w="4536"/>
+            <w:tcW w:type="dxa" w:w="8788"/>
           </w:tcPr>
           <w:p>
             <w:pPr>
@@ -2032,24 +2011,6 @@
                 <w:sz w:val="22"/>
               </w:rPr>
               <w:t>Komunikacja w sieci komputerowej , elementy sieci, podziały sieci , podstawowe zjawiska w sieciach komputerowych, modele sieci komputerowych . Cechy współczesnych sieci komputerowych , najnowsze trendy w sieciach komp.</w:t>
-            </w:r>
-          </w:p>
-        </w:tc>
-        <w:tc>
-          <w:tcPr>
-            <w:tcW w:type="dxa" w:w="4252"/>
-          </w:tcPr>
-          <w:p>
-            <w:pPr>
-              <w:spacing w:before="20" w:after="20"/>
-            </w:pPr>
-            <w:r>
-              <w:rPr>
-                <w:rFonts w:ascii="Aptos" w:hAnsi="Aptos"/>
-                <w:b w:val="0"/>
-                <w:i w:val="0"/>
-                <w:sz w:val="22"/>
-              </w:rPr>
             </w:r>
           </w:p>
         </w:tc>
@@ -2076,7 +2037,7 @@
         </w:tc>
         <w:tc>
           <w:tcPr>
-            <w:tcW w:type="dxa" w:w="4536"/>
+            <w:tcW w:type="dxa" w:w="8788"/>
           </w:tcPr>
           <w:p>
             <w:pPr>
@@ -2090,24 +2051,6 @@
                 <w:sz w:val="22"/>
               </w:rPr>
               <w:t>Media sieciowe, rodzaje mediów,  parametry, zastosowanie</w:t>
-            </w:r>
-          </w:p>
-        </w:tc>
-        <w:tc>
-          <w:tcPr>
-            <w:tcW w:type="dxa" w:w="4252"/>
-          </w:tcPr>
-          <w:p>
-            <w:pPr>
-              <w:spacing w:before="20" w:after="20"/>
-            </w:pPr>
-            <w:r>
-              <w:rPr>
-                <w:rFonts w:ascii="Aptos" w:hAnsi="Aptos"/>
-                <w:b w:val="0"/>
-                <w:i w:val="0"/>
-                <w:sz w:val="22"/>
-              </w:rPr>
             </w:r>
           </w:p>
         </w:tc>
@@ -2134,7 +2077,7 @@
         </w:tc>
         <w:tc>
           <w:tcPr>
-            <w:tcW w:type="dxa" w:w="4536"/>
+            <w:tcW w:type="dxa" w:w="8788"/>
           </w:tcPr>
           <w:p>
             <w:pPr>
@@ -2148,24 +2091,6 @@
                 <w:sz w:val="22"/>
               </w:rPr>
               <w:t>Urządzenia sieciowe – ewolucja , charakterystyka, zastosowanie . Metody dostępu do urządzeń sieciowych, hermetyzacja, tryby pracy urządzeń</w:t>
-            </w:r>
-          </w:p>
-        </w:tc>
-        <w:tc>
-          <w:tcPr>
-            <w:tcW w:type="dxa" w:w="4252"/>
-          </w:tcPr>
-          <w:p>
-            <w:pPr>
-              <w:spacing w:before="20" w:after="20"/>
-            </w:pPr>
-            <w:r>
-              <w:rPr>
-                <w:rFonts w:ascii="Aptos" w:hAnsi="Aptos"/>
-                <w:b w:val="0"/>
-                <w:i w:val="0"/>
-                <w:sz w:val="22"/>
-              </w:rPr>
             </w:r>
           </w:p>
         </w:tc>
@@ -2192,7 +2117,7 @@
         </w:tc>
         <w:tc>
           <w:tcPr>
-            <w:tcW w:type="dxa" w:w="4536"/>
+            <w:tcW w:type="dxa" w:w="8788"/>
           </w:tcPr>
           <w:p>
             <w:pPr>
@@ -2206,24 +2131,6 @@
                 <w:sz w:val="22"/>
               </w:rPr>
               <w:t>Technologia Ethernet, ramka Ethernet,  topologie logiczne i fizyczne w sieci LAN, WAN, algorytm CSMA/CD, CSMA/CA , rodzaje transmisji w sieci ( unicast, multicast, broadcast ) ,  protokół MAC, ARP</w:t>
-            </w:r>
-          </w:p>
-        </w:tc>
-        <w:tc>
-          <w:tcPr>
-            <w:tcW w:type="dxa" w:w="4252"/>
-          </w:tcPr>
-          <w:p>
-            <w:pPr>
-              <w:spacing w:before="20" w:after="20"/>
-            </w:pPr>
-            <w:r>
-              <w:rPr>
-                <w:rFonts w:ascii="Aptos" w:hAnsi="Aptos"/>
-                <w:b w:val="0"/>
-                <w:i w:val="0"/>
-                <w:sz w:val="22"/>
-              </w:rPr>
             </w:r>
           </w:p>
         </w:tc>
@@ -2250,7 +2157,7 @@
         </w:tc>
         <w:tc>
           <w:tcPr>
-            <w:tcW w:type="dxa" w:w="4536"/>
+            <w:tcW w:type="dxa" w:w="8788"/>
           </w:tcPr>
           <w:p>
             <w:pPr>
@@ -2264,24 +2171,6 @@
                 <w:sz w:val="22"/>
               </w:rPr>
               <w:t>Anatomia adresu IP v4 , rodzaje  IPv4, rodzaje adresów IPv4   planowanie adresów  sieci wewnątrz organizacji metodą VLSM oraz ze stałą maską.</w:t>
-            </w:r>
-          </w:p>
-        </w:tc>
-        <w:tc>
-          <w:tcPr>
-            <w:tcW w:type="dxa" w:w="4252"/>
-          </w:tcPr>
-          <w:p>
-            <w:pPr>
-              <w:spacing w:before="20" w:after="20"/>
-            </w:pPr>
-            <w:r>
-              <w:rPr>
-                <w:rFonts w:ascii="Aptos" w:hAnsi="Aptos"/>
-                <w:b w:val="0"/>
-                <w:i w:val="0"/>
-                <w:sz w:val="22"/>
-              </w:rPr>
             </w:r>
           </w:p>
         </w:tc>
@@ -2308,7 +2197,7 @@
         </w:tc>
         <w:tc>
           <w:tcPr>
-            <w:tcW w:type="dxa" w:w="4536"/>
+            <w:tcW w:type="dxa" w:w="8788"/>
           </w:tcPr>
           <w:p>
             <w:pPr>
@@ -2322,24 +2211,6 @@
                 <w:sz w:val="22"/>
               </w:rPr>
               <w:t>Anatomia adresu IP v6 , rodzaje  IPv6,  rodzaje adresów IPv6, dynamiczne i statyczne przydzielanie adresów IPv6. Porównanie IPv4 via IPv6, protokół ICMP dla IPv4 via ICMP dla IPv6</w:t>
-            </w:r>
-          </w:p>
-        </w:tc>
-        <w:tc>
-          <w:tcPr>
-            <w:tcW w:type="dxa" w:w="4252"/>
-          </w:tcPr>
-          <w:p>
-            <w:pPr>
-              <w:spacing w:before="20" w:after="20"/>
-            </w:pPr>
-            <w:r>
-              <w:rPr>
-                <w:rFonts w:ascii="Aptos" w:hAnsi="Aptos"/>
-                <w:b w:val="0"/>
-                <w:i w:val="0"/>
-                <w:sz w:val="22"/>
-              </w:rPr>
             </w:r>
           </w:p>
         </w:tc>
@@ -2366,7 +2237,7 @@
         </w:tc>
         <w:tc>
           <w:tcPr>
-            <w:tcW w:type="dxa" w:w="4536"/>
+            <w:tcW w:type="dxa" w:w="8788"/>
           </w:tcPr>
           <w:p>
             <w:pPr>
@@ -2380,24 +2251,6 @@
                 <w:sz w:val="22"/>
               </w:rPr>
               <w:t>Routing statyczny a dynamiczny, tablica routingu hosta, routera, brama domyślna, trasa ostatniej szansy</w:t>
-            </w:r>
-          </w:p>
-        </w:tc>
-        <w:tc>
-          <w:tcPr>
-            <w:tcW w:type="dxa" w:w="4252"/>
-          </w:tcPr>
-          <w:p>
-            <w:pPr>
-              <w:spacing w:before="20" w:after="20"/>
-            </w:pPr>
-            <w:r>
-              <w:rPr>
-                <w:rFonts w:ascii="Aptos" w:hAnsi="Aptos"/>
-                <w:b w:val="0"/>
-                <w:i w:val="0"/>
-                <w:sz w:val="22"/>
-              </w:rPr>
             </w:r>
           </w:p>
         </w:tc>
@@ -2424,7 +2277,7 @@
         </w:tc>
         <w:tc>
           <w:tcPr>
-            <w:tcW w:type="dxa" w:w="4536"/>
+            <w:tcW w:type="dxa" w:w="8788"/>
           </w:tcPr>
           <w:p>
             <w:pPr>
@@ -2438,24 +2291,6 @@
                 <w:sz w:val="22"/>
               </w:rPr>
               <w:t>Obsługa niezawodnej komunikacji TCP, trójstopniowe uzgadnianie, kontrola przepływu, dynamiczne wymiary okien. Protokół TCP a UDP.</w:t>
-            </w:r>
-          </w:p>
-        </w:tc>
-        <w:tc>
-          <w:tcPr>
-            <w:tcW w:type="dxa" w:w="4252"/>
-          </w:tcPr>
-          <w:p>
-            <w:pPr>
-              <w:spacing w:before="20" w:after="20"/>
-            </w:pPr>
-            <w:r>
-              <w:rPr>
-                <w:rFonts w:ascii="Aptos" w:hAnsi="Aptos"/>
-                <w:b w:val="0"/>
-                <w:i w:val="0"/>
-                <w:sz w:val="22"/>
-              </w:rPr>
             </w:r>
           </w:p>
         </w:tc>
@@ -2482,7 +2317,7 @@
         </w:tc>
         <w:tc>
           <w:tcPr>
-            <w:tcW w:type="dxa" w:w="4536"/>
+            <w:tcW w:type="dxa" w:w="8788"/>
           </w:tcPr>
           <w:p>
             <w:pPr>
@@ -2496,24 +2331,6 @@
                 <w:sz w:val="22"/>
               </w:rPr>
               <w:t>Usługi i protokoły warstwy aplikacji ( DNS, HTTP, HTTPS, Telnet, SSH , FTP, DHCP, SMTP, POP3, IMAP, S ) – charakterystyka, wykorzystanie , konfiguracja</w:t>
-            </w:r>
-          </w:p>
-        </w:tc>
-        <w:tc>
-          <w:tcPr>
-            <w:tcW w:type="dxa" w:w="4252"/>
-          </w:tcPr>
-          <w:p>
-            <w:pPr>
-              <w:spacing w:before="20" w:after="20"/>
-            </w:pPr>
-            <w:r>
-              <w:rPr>
-                <w:rFonts w:ascii="Aptos" w:hAnsi="Aptos"/>
-                <w:b w:val="0"/>
-                <w:i w:val="0"/>
-                <w:sz w:val="22"/>
-              </w:rPr>
             </w:r>
           </w:p>
         </w:tc>
@@ -2540,7 +2357,7 @@
         </w:tc>
         <w:tc>
           <w:tcPr>
-            <w:tcW w:type="dxa" w:w="4536"/>
+            <w:tcW w:type="dxa" w:w="8788"/>
           </w:tcPr>
           <w:p>
             <w:pPr>
@@ -2554,24 +2371,6 @@
                 <w:sz w:val="22"/>
               </w:rPr>
               <w:t>Metody zarządzania siecią LAN</w:t>
-            </w:r>
-          </w:p>
-        </w:tc>
-        <w:tc>
-          <w:tcPr>
-            <w:tcW w:type="dxa" w:w="4252"/>
-          </w:tcPr>
-          <w:p>
-            <w:pPr>
-              <w:spacing w:before="20" w:after="20"/>
-            </w:pPr>
-            <w:r>
-              <w:rPr>
-                <w:rFonts w:ascii="Aptos" w:hAnsi="Aptos"/>
-                <w:b w:val="0"/>
-                <w:i w:val="0"/>
-                <w:sz w:val="22"/>
-              </w:rPr>
             </w:r>
           </w:p>
         </w:tc>
